--- a/workspaces/A2_算法/05_AI使用说明/AI日志.docx
+++ b/workspaces/A2_算法/05_AI使用说明/AI日志.docx
@@ -441,6 +441,13 @@
             </w:pPr>
             <w:r>
               <w:rPr>
+                <w:rFonts w:hint="eastAsia"/>
+                <w:lang w:val="en-US" w:eastAsia="zh-CN"/>
+              </w:rPr>
+              <w:t>1</w:t>
+            </w:r>
+            <w:r>
+              <w:rPr>
                 <w:rFonts w:hint="default"/>
                 <w:lang w:val="en-US" w:eastAsia="zh-CN"/>
               </w:rPr>
@@ -523,17 +530,222 @@
                 <w:rFonts w:hint="default"/>
                 <w:lang w:val="en-US" w:eastAsia="zh-CN"/>
               </w:rPr>
-              <w:t>AI最初只在一个脚本里改 --graphml，每个测试都要手动传参，容易漏改、结果会互相覆盖。改成集中注册表 networks.py+--network</w:t>
+              <w:t>AI最初只在一个脚本里改 --graphml，每个测试都要手动传参，容易漏改、结果会互相覆盖。改成集中注册表 networks.py+--network参数，一处配置全局生效，结果自动按路网分目录。</w:t>
+            </w:r>
+          </w:p>
+        </w:tc>
+      </w:tr>
+      <w:tr>
+        <w:tblPrEx>
+          <w:tblBorders>
+            <w:top w:val="single" w:color="auto" w:sz="4" w:space="0"/>
+            <w:left w:val="single" w:color="auto" w:sz="4" w:space="0"/>
+            <w:bottom w:val="single" w:color="auto" w:sz="4" w:space="0"/>
+            <w:right w:val="single" w:color="auto" w:sz="4" w:space="0"/>
+            <w:insideH w:val="single" w:color="auto" w:sz="4" w:space="0"/>
+            <w:insideV w:val="single" w:color="auto" w:sz="4" w:space="0"/>
+          </w:tblBorders>
+          <w:tblCellMar>
+            <w:top w:w="0" w:type="dxa"/>
+            <w:left w:w="108" w:type="dxa"/>
+            <w:bottom w:w="0" w:type="dxa"/>
+            <w:right w:w="108" w:type="dxa"/>
+          </w:tblCellMar>
+        </w:tblPrEx>
+        <w:tc>
+          <w:tcPr>
+            <w:tcW w:w="762" w:type="dxa"/>
+            <w:vAlign w:val="center"/>
+          </w:tcPr>
+          <w:p>
+            <w:pPr>
+              <w:bidi w:val="0"/>
+              <w:rPr>
+                <w:rFonts w:hint="default"/>
+                <w:lang w:val="en-US" w:eastAsia="zh-CN"/>
+              </w:rPr>
+            </w:pPr>
+            <w:r>
+              <w:rPr>
+                <w:rFonts w:hint="default"/>
+                <w:lang w:val="en-US" w:eastAsia="zh-CN"/>
+              </w:rPr>
+              <w:t>10-14</w:t>
+            </w:r>
+          </w:p>
+        </w:tc>
+        <w:tc>
+          <w:tcPr>
+            <w:tcW w:w="2400" w:type="dxa"/>
+            <w:vAlign w:val="center"/>
+          </w:tcPr>
+          <w:p>
+            <w:pPr>
+              <w:bidi w:val="0"/>
+              <w:rPr>
+                <w:rFonts w:hint="default"/>
+                <w:lang w:val="en-US" w:eastAsia="zh-CN"/>
+              </w:rPr>
+            </w:pPr>
+            <w:r>
+              <w:rPr>
+                <w:rFonts w:hint="default"/>
+                <w:lang w:val="en-US" w:eastAsia="zh-CN"/>
+              </w:rPr>
+              <w:t>让AI写查询耗时对比脚本，含A*启发系数一次性计算成本</w:t>
+            </w:r>
+          </w:p>
+        </w:tc>
+        <w:tc>
+          <w:tcPr>
+            <w:tcW w:w="2355" w:type="dxa"/>
+            <w:vAlign w:val="center"/>
+          </w:tcPr>
+          <w:p>
+            <w:pPr>
+              <w:bidi w:val="0"/>
+              <w:rPr>
+                <w:rFonts w:hint="default"/>
+                <w:lang w:val="en-US" w:eastAsia="zh-CN"/>
+              </w:rPr>
+            </w:pPr>
+            <w:r>
+              <w:rPr>
+                <w:rFonts w:hint="default"/>
+                <w:lang w:val="en-US" w:eastAsia="zh-CN"/>
+              </w:rPr>
+              <w:t>在真实路网上跑100对起终点，每对重复3次取中位数；单独记录α预处理耗时</w:t>
+            </w:r>
+          </w:p>
+        </w:tc>
+        <w:tc>
+          <w:tcPr>
+            <w:tcW w:w="3005" w:type="dxa"/>
+            <w:vAlign w:val="center"/>
+          </w:tcPr>
+          <w:p>
+            <w:pPr>
+              <w:bidi w:val="0"/>
+              <w:rPr>
+                <w:rFonts w:hint="default"/>
+                <w:lang w:val="en-US" w:eastAsia="zh-CN"/>
+              </w:rPr>
+            </w:pPr>
+            <w:r>
+              <w:rPr>
+                <w:rFonts w:hint="default"/>
+                <w:lang w:val="en-US" w:eastAsia="zh-CN"/>
+              </w:rPr>
+              <w:t>AI 最初把查询总耗时和预处理简单相加，没说明预处理是一次性的，容易被误读成“A* 每次查询都要预处理”。改成三段分开画（Dijkstra 查询、A* 查询、A*预处理），图例注明“一次，非每对查询”，并标注“预处理摊到每对约x ms”。</w:t>
+            </w:r>
+          </w:p>
+        </w:tc>
+      </w:tr>
+      <w:tr>
+        <w:tblPrEx>
+          <w:tblBorders>
+            <w:top w:val="single" w:color="auto" w:sz="4" w:space="0"/>
+            <w:left w:val="single" w:color="auto" w:sz="4" w:space="0"/>
+            <w:bottom w:val="single" w:color="auto" w:sz="4" w:space="0"/>
+            <w:right w:val="single" w:color="auto" w:sz="4" w:space="0"/>
+            <w:insideH w:val="single" w:color="auto" w:sz="4" w:space="0"/>
+            <w:insideV w:val="single" w:color="auto" w:sz="4" w:space="0"/>
+          </w:tblBorders>
+          <w:tblCellMar>
+            <w:top w:w="0" w:type="dxa"/>
+            <w:left w:w="108" w:type="dxa"/>
+            <w:bottom w:w="0" w:type="dxa"/>
+            <w:right w:w="108" w:type="dxa"/>
+          </w:tblCellMar>
+        </w:tblPrEx>
+        <w:tc>
+          <w:tcPr>
+            <w:tcW w:w="762" w:type="dxa"/>
+            <w:vAlign w:val="center"/>
+          </w:tcPr>
+          <w:p>
+            <w:pPr>
+              <w:bidi w:val="0"/>
+              <w:rPr>
+                <w:rFonts w:hint="default"/>
+                <w:lang w:val="en-US" w:eastAsia="zh-CN"/>
+              </w:rPr>
+            </w:pPr>
+            <w:r>
+              <w:rPr>
+                <w:rFonts w:hint="eastAsia"/>
+                <w:lang w:val="en-US" w:eastAsia="zh-CN"/>
+              </w:rPr>
+              <w:t>10-16</w:t>
+            </w:r>
+          </w:p>
+        </w:tc>
+        <w:tc>
+          <w:tcPr>
+            <w:tcW w:w="2400" w:type="dxa"/>
+            <w:vAlign w:val="center"/>
+          </w:tcPr>
+          <w:p>
+            <w:pPr>
+              <w:bidi w:val="0"/>
+              <w:rPr>
+                <w:rFonts w:hint="default"/>
+                <w:lang w:val="en-US" w:eastAsia="zh-CN"/>
+              </w:rPr>
+            </w:pPr>
+            <w:r>
+              <w:rPr>
+                <w:rFonts w:hint="default"/>
+                <w:lang w:val="en-US" w:eastAsia="zh-CN"/>
+              </w:rPr>
+              <w:t>让AI写不可采纳反例脚本，验证框架能否检测出A次优路径</w:t>
+            </w:r>
+          </w:p>
+        </w:tc>
+        <w:tc>
+          <w:tcPr>
+            <w:tcW w:w="2355" w:type="dxa"/>
+            <w:vAlign w:val="center"/>
+          </w:tcPr>
+          <w:p>
+            <w:pPr>
+              <w:bidi w:val="0"/>
+              <w:rPr>
+                <w:rFonts w:hint="default"/>
+                <w:lang w:val="en-US" w:eastAsia="zh-CN"/>
+              </w:rPr>
+            </w:pPr>
+            <w:r>
+              <w:rPr>
+                <w:rFonts w:hint="default"/>
+                <w:lang w:val="en-US" w:eastAsia="zh-CN"/>
+              </w:rPr>
+              <w:t>最初在4节点手工小图上把启发值乘以1.5，构造B点地理远但边权便宜的陷阱；后改为在真实GraphML路网上随机抽起终点，把Haversine启发值放大10倍，跑Dijkstra与A对比，找到第一个A代价大于Dijkstra的OD对即停 </w:t>
+            </w:r>
+          </w:p>
+        </w:tc>
+        <w:tc>
+          <w:tcPr>
+            <w:tcW w:w="3005" w:type="dxa"/>
+            <w:vAlign w:val="center"/>
+          </w:tcPr>
+          <w:p>
+            <w:pPr>
+              <w:bidi w:val="0"/>
+              <w:rPr>
+                <w:rFonts w:hint="default"/>
+                <w:lang w:val="en-US" w:eastAsia="zh-CN"/>
+              </w:rPr>
+            </w:pPr>
+            <w:r>
+              <w:rPr>
+                <w:rFonts w:hint="default"/>
+                <w:lang w:val="en-US" w:eastAsia="zh-CN"/>
+              </w:rPr>
+              <w:t>最初版本用4节点小图，虽然能稳定触发次优，但属于人工示意图，不能证明框架在真实路网上也能抓错。改成真实路网随机搜索后，框架必须在600次抽样内真实找到一个A次优OD对，找不到就报错，不再用示意图伪造反例；同时保留了“启发值×10”的显式标注，避免被误读成默认A会出错。</w:t>
             </w:r>
             <w:bookmarkStart w:id="0" w:name="_GoBack"/>
             <w:bookmarkEnd w:id="0"/>
-            <w:r>
-              <w:rPr>
-                <w:rFonts w:hint="default"/>
-                <w:lang w:val="en-US" w:eastAsia="zh-CN"/>
-              </w:rPr>
-              <w:t>参数，一处配置全局生效，结果自动按路网分目录。</w:t>
-            </w:r>
           </w:p>
         </w:tc>
       </w:tr>
